--- a/Day_02/day_02.docx
+++ b/Day_02/day_02.docx
@@ -1592,8 +1592,8 @@
           <w:b/>
           <w:bCs/>
           <w:color w:val="000000"/>
-          <w:sz w:val="28"/>
-          <w:szCs w:val="28"/>
+          <w:sz w:val="32"/>
+          <w:szCs w:val="32"/>
         </w:rPr>
       </w:pPr>
       <w:r>
@@ -1602,34 +1602,10 @@
           <w:b/>
           <w:bCs/>
           <w:color w:val="000000"/>
-          <w:sz w:val="28"/>
-          <w:szCs w:val="28"/>
+          <w:sz w:val="32"/>
+          <w:szCs w:val="32"/>
         </w:rPr>
         <w:t>JavaScript has 8 Datatypes</w:t>
-      </w:r>
-    </w:p>
-    <w:p>
-      <w:pPr>
-        <w:pStyle w:val="NormalWeb"/>
-        <w:rPr>
-          <w:rFonts w:ascii="Segoe UI" w:hAnsi="Segoe UI" w:cs="Segoe UI"/>
-          <w:b/>
-          <w:bCs/>
-          <w:color w:val="000000"/>
-          <w:sz w:val="28"/>
-          <w:szCs w:val="28"/>
-        </w:rPr>
-      </w:pPr>
-      <w:r>
-        <w:rPr>
-          <w:rFonts w:ascii="Segoe UI" w:hAnsi="Segoe UI" w:cs="Segoe UI"/>
-          <w:b/>
-          <w:bCs/>
-          <w:color w:val="000000"/>
-          <w:sz w:val="28"/>
-          <w:szCs w:val="28"/>
-        </w:rPr>
-        <w:t>A JavaScript variable can hold 8 types of data:</w:t>
       </w:r>
     </w:p>
     <w:tbl>
@@ -1651,14 +1627,14 @@
         <w:tblLook w:val="04A0" w:firstRow="1" w:lastRow="0" w:firstColumn="1" w:lastColumn="0" w:noHBand="0" w:noVBand="1"/>
       </w:tblPr>
       <w:tblGrid>
-        <w:gridCol w:w="1464"/>
-        <w:gridCol w:w="4845"/>
-        <w:gridCol w:w="3951"/>
+        <w:gridCol w:w="1443"/>
+        <w:gridCol w:w="3627"/>
+        <w:gridCol w:w="5190"/>
       </w:tblGrid>
       <w:tr>
         <w:tc>
           <w:tcPr>
-            <w:tcW w:w="0" w:type="auto"/>
+            <w:tcW w:w="1372" w:type="dxa"/>
             <w:shd w:val="clear" w:color="auto" w:fill="EBEDEE"/>
             <w:tcMar>
               <w:top w:w="120" w:type="dxa"/>
@@ -1693,7 +1669,7 @@
         </w:tc>
         <w:tc>
           <w:tcPr>
-            <w:tcW w:w="4845" w:type="dxa"/>
+            <w:tcW w:w="3668" w:type="dxa"/>
             <w:shd w:val="clear" w:color="auto" w:fill="EBEDEE"/>
             <w:tcMar>
               <w:top w:w="120" w:type="dxa"/>
@@ -1728,7 +1704,7 @@
         </w:tc>
         <w:tc>
           <w:tcPr>
-            <w:tcW w:w="3951" w:type="dxa"/>
+            <w:tcW w:w="5220" w:type="dxa"/>
             <w:shd w:val="clear" w:color="auto" w:fill="EBEDEE"/>
           </w:tcPr>
           <w:p>
@@ -1758,7 +1734,7 @@
       <w:tr>
         <w:tc>
           <w:tcPr>
-            <w:tcW w:w="0" w:type="auto"/>
+            <w:tcW w:w="1372" w:type="dxa"/>
             <w:shd w:val="clear" w:color="auto" w:fill="FFFFFF"/>
             <w:tcMar>
               <w:top w:w="120" w:type="dxa"/>
@@ -1774,6 +1750,8 @@
               <w:spacing w:before="288" w:after="288"/>
               <w:rPr>
                 <w:rFonts w:ascii="Segoe UI" w:hAnsi="Segoe UI" w:cs="Segoe UI"/>
+                <w:b/>
+                <w:bCs/>
                 <w:color w:val="000000"/>
                 <w:sz w:val="22"/>
                 <w:szCs w:val="22"/>
@@ -1782,6 +1760,8 @@
             <w:r>
               <w:rPr>
                 <w:rFonts w:ascii="Segoe UI" w:hAnsi="Segoe UI" w:cs="Segoe UI"/>
+                <w:b/>
+                <w:bCs/>
                 <w:color w:val="000000"/>
                 <w:sz w:val="22"/>
                 <w:szCs w:val="22"/>
@@ -1792,7 +1772,7 @@
         </w:tc>
         <w:tc>
           <w:tcPr>
-            <w:tcW w:w="4845" w:type="dxa"/>
+            <w:tcW w:w="3668" w:type="dxa"/>
             <w:shd w:val="clear" w:color="auto" w:fill="FFFFFF"/>
             <w:tcMar>
               <w:top w:w="120" w:type="dxa"/>
@@ -1826,7 +1806,7 @@
         </w:tc>
         <w:tc>
           <w:tcPr>
-            <w:tcW w:w="3951" w:type="dxa"/>
+            <w:tcW w:w="5220" w:type="dxa"/>
             <w:shd w:val="clear" w:color="auto" w:fill="FFFFFF"/>
           </w:tcPr>
           <w:p>
@@ -1866,7 +1846,7 @@
       <w:tr>
         <w:tc>
           <w:tcPr>
-            <w:tcW w:w="0" w:type="auto"/>
+            <w:tcW w:w="1372" w:type="dxa"/>
             <w:shd w:val="clear" w:color="auto" w:fill="EBEDEE"/>
             <w:tcMar>
               <w:top w:w="120" w:type="dxa"/>
@@ -1882,6 +1862,8 @@
               <w:spacing w:before="288" w:after="288"/>
               <w:rPr>
                 <w:rFonts w:ascii="Segoe UI" w:hAnsi="Segoe UI" w:cs="Segoe UI"/>
+                <w:b/>
+                <w:bCs/>
                 <w:color w:val="000000"/>
                 <w:sz w:val="22"/>
                 <w:szCs w:val="22"/>
@@ -1890,6 +1872,8 @@
             <w:r>
               <w:rPr>
                 <w:rFonts w:ascii="Segoe UI" w:hAnsi="Segoe UI" w:cs="Segoe UI"/>
+                <w:b/>
+                <w:bCs/>
                 <w:color w:val="000000"/>
                 <w:sz w:val="22"/>
                 <w:szCs w:val="22"/>
@@ -1900,7 +1884,7 @@
         </w:tc>
         <w:tc>
           <w:tcPr>
-            <w:tcW w:w="4845" w:type="dxa"/>
+            <w:tcW w:w="3668" w:type="dxa"/>
             <w:shd w:val="clear" w:color="auto" w:fill="EBEDEE"/>
             <w:tcMar>
               <w:top w:w="120" w:type="dxa"/>
@@ -1934,7 +1918,7 @@
         </w:tc>
         <w:tc>
           <w:tcPr>
-            <w:tcW w:w="3951" w:type="dxa"/>
+            <w:tcW w:w="5220" w:type="dxa"/>
             <w:shd w:val="clear" w:color="auto" w:fill="EBEDEE"/>
           </w:tcPr>
           <w:p>
@@ -2004,7 +1988,7 @@
       <w:tr>
         <w:tc>
           <w:tcPr>
-            <w:tcW w:w="0" w:type="auto"/>
+            <w:tcW w:w="1372" w:type="dxa"/>
             <w:shd w:val="clear" w:color="auto" w:fill="FFFFFF"/>
             <w:tcMar>
               <w:top w:w="120" w:type="dxa"/>
@@ -2020,6 +2004,8 @@
               <w:spacing w:before="288" w:after="288"/>
               <w:rPr>
                 <w:rFonts w:ascii="Segoe UI" w:hAnsi="Segoe UI" w:cs="Segoe UI"/>
+                <w:b/>
+                <w:bCs/>
                 <w:color w:val="000000"/>
                 <w:sz w:val="22"/>
                 <w:szCs w:val="22"/>
@@ -2028,6 +2014,8 @@
             <w:r>
               <w:rPr>
                 <w:rFonts w:ascii="Segoe UI" w:hAnsi="Segoe UI" w:cs="Segoe UI"/>
+                <w:b/>
+                <w:bCs/>
                 <w:color w:val="000000"/>
                 <w:sz w:val="22"/>
                 <w:szCs w:val="22"/>
@@ -2038,7 +2026,7 @@
         </w:tc>
         <w:tc>
           <w:tcPr>
-            <w:tcW w:w="4845" w:type="dxa"/>
+            <w:tcW w:w="3668" w:type="dxa"/>
             <w:shd w:val="clear" w:color="auto" w:fill="FFFFFF"/>
             <w:tcMar>
               <w:top w:w="120" w:type="dxa"/>
@@ -2072,7 +2060,7 @@
         </w:tc>
         <w:tc>
           <w:tcPr>
-            <w:tcW w:w="3951" w:type="dxa"/>
+            <w:tcW w:w="5220" w:type="dxa"/>
             <w:shd w:val="clear" w:color="auto" w:fill="FFFFFF"/>
           </w:tcPr>
           <w:p>
@@ -2089,11 +2077,13 @@
             <w:r>
               <w:rPr>
                 <w:rFonts w:ascii="Segoe UI" w:hAnsi="Segoe UI" w:cs="Segoe UI"/>
-                <w:color w:val="000000"/>
-                <w:sz w:val="22"/>
-                <w:szCs w:val="22"/>
-              </w:rPr>
-              <w:t>let x = 1234567890123456789012345n;</w:t>
+                <w:b/>
+                <w:bCs/>
+                <w:color w:val="000000"/>
+                <w:sz w:val="22"/>
+                <w:szCs w:val="22"/>
+              </w:rPr>
+              <w:t>let</w:t>
             </w:r>
             <w:r>
               <w:rPr>
@@ -2102,18 +2092,44 @@
                 <w:sz w:val="22"/>
                 <w:szCs w:val="22"/>
               </w:rPr>
+              <w:t> x = 1234567890123456789012345n;</w:t>
+            </w:r>
+            <w:r>
+              <w:rPr>
+                <w:rFonts w:ascii="Segoe UI" w:hAnsi="Segoe UI" w:cs="Segoe UI"/>
+                <w:color w:val="000000"/>
+                <w:sz w:val="22"/>
+                <w:szCs w:val="22"/>
+              </w:rPr>
               <w:br/>
-              <w:t>let y = BigInt(1234567890123456789012345)</w:t>
             </w:r>
-            <w:bookmarkStart w:id="0" w:name="_GoBack"/>
-            <w:bookmarkEnd w:id="0"/>
+            <w:r>
+              <w:rPr>
+                <w:rFonts w:ascii="Segoe UI" w:hAnsi="Segoe UI" w:cs="Segoe UI"/>
+                <w:b/>
+                <w:bCs/>
+                <w:color w:val="000000"/>
+                <w:sz w:val="22"/>
+                <w:szCs w:val="22"/>
+              </w:rPr>
+              <w:t>let</w:t>
+            </w:r>
+            <w:r>
+              <w:rPr>
+                <w:rFonts w:ascii="Segoe UI" w:hAnsi="Segoe UI" w:cs="Segoe UI"/>
+                <w:color w:val="000000"/>
+                <w:sz w:val="22"/>
+                <w:szCs w:val="22"/>
+              </w:rPr>
+              <w:t> y = BigInt(1234567890123456789012345)</w:t>
+            </w:r>
           </w:p>
         </w:tc>
       </w:tr>
       <w:tr>
         <w:tc>
           <w:tcPr>
-            <w:tcW w:w="0" w:type="auto"/>
+            <w:tcW w:w="1372" w:type="dxa"/>
             <w:shd w:val="clear" w:color="auto" w:fill="EBEDEE"/>
             <w:tcMar>
               <w:top w:w="120" w:type="dxa"/>
@@ -2129,6 +2145,8 @@
               <w:spacing w:before="288" w:after="288"/>
               <w:rPr>
                 <w:rFonts w:ascii="Segoe UI" w:hAnsi="Segoe UI" w:cs="Segoe UI"/>
+                <w:b/>
+                <w:bCs/>
                 <w:color w:val="000000"/>
                 <w:sz w:val="22"/>
                 <w:szCs w:val="22"/>
@@ -2137,6 +2155,8 @@
             <w:r>
               <w:rPr>
                 <w:rFonts w:ascii="Segoe UI" w:hAnsi="Segoe UI" w:cs="Segoe UI"/>
+                <w:b/>
+                <w:bCs/>
                 <w:color w:val="000000"/>
                 <w:sz w:val="22"/>
                 <w:szCs w:val="22"/>
@@ -2147,7 +2167,7 @@
         </w:tc>
         <w:tc>
           <w:tcPr>
-            <w:tcW w:w="4845" w:type="dxa"/>
+            <w:tcW w:w="3668" w:type="dxa"/>
             <w:shd w:val="clear" w:color="auto" w:fill="EBEDEE"/>
             <w:tcMar>
               <w:top w:w="120" w:type="dxa"/>
@@ -2181,7 +2201,7 @@
         </w:tc>
         <w:tc>
           <w:tcPr>
-            <w:tcW w:w="3951" w:type="dxa"/>
+            <w:tcW w:w="5220" w:type="dxa"/>
             <w:shd w:val="clear" w:color="auto" w:fill="EBEDEE"/>
           </w:tcPr>
           <w:p>
@@ -2195,13 +2215,508 @@
                 <w:szCs w:val="22"/>
               </w:rPr>
             </w:pPr>
+            <w:r>
+              <w:rPr>
+                <w:rFonts w:ascii="Segoe UI" w:hAnsi="Segoe UI" w:cs="Segoe UI"/>
+                <w:b/>
+                <w:bCs/>
+                <w:color w:val="000000"/>
+                <w:sz w:val="22"/>
+                <w:szCs w:val="22"/>
+              </w:rPr>
+              <w:t>let</w:t>
+            </w:r>
+            <w:r>
+              <w:rPr>
+                <w:rFonts w:ascii="Segoe UI" w:hAnsi="Segoe UI" w:cs="Segoe UI"/>
+                <w:color w:val="000000"/>
+                <w:sz w:val="22"/>
+                <w:szCs w:val="22"/>
+              </w:rPr>
+              <w:t> </w:t>
+            </w:r>
+            <w:r>
+              <w:rPr>
+                <w:rFonts w:ascii="Segoe UI" w:hAnsi="Segoe UI" w:cs="Segoe UI"/>
+                <w:color w:val="000000"/>
+                <w:sz w:val="22"/>
+                <w:szCs w:val="22"/>
+              </w:rPr>
+              <w:t xml:space="preserve"> </w:t>
+            </w:r>
+            <w:r>
+              <w:rPr>
+                <w:rFonts w:ascii="Segoe UI" w:hAnsi="Segoe UI" w:cs="Segoe UI"/>
+                <w:color w:val="000000"/>
+                <w:sz w:val="22"/>
+                <w:szCs w:val="22"/>
+              </w:rPr>
+              <w:t>x = true;</w:t>
+            </w:r>
+            <w:r>
+              <w:rPr>
+                <w:rFonts w:ascii="Segoe UI" w:hAnsi="Segoe UI" w:cs="Segoe UI"/>
+                <w:color w:val="000000"/>
+                <w:sz w:val="22"/>
+                <w:szCs w:val="22"/>
+              </w:rPr>
+              <w:br/>
+            </w:r>
+            <w:r>
+              <w:rPr>
+                <w:rFonts w:ascii="Segoe UI" w:hAnsi="Segoe UI" w:cs="Segoe UI"/>
+                <w:b/>
+                <w:bCs/>
+                <w:color w:val="000000"/>
+                <w:sz w:val="22"/>
+                <w:szCs w:val="22"/>
+              </w:rPr>
+              <w:t>let</w:t>
+            </w:r>
+            <w:r>
+              <w:rPr>
+                <w:rFonts w:ascii="Segoe UI" w:hAnsi="Segoe UI" w:cs="Segoe UI"/>
+                <w:color w:val="000000"/>
+                <w:sz w:val="22"/>
+                <w:szCs w:val="22"/>
+              </w:rPr>
+              <w:t> </w:t>
+            </w:r>
+            <w:r>
+              <w:rPr>
+                <w:rFonts w:ascii="Segoe UI" w:hAnsi="Segoe UI" w:cs="Segoe UI"/>
+                <w:color w:val="000000"/>
+                <w:sz w:val="22"/>
+                <w:szCs w:val="22"/>
+              </w:rPr>
+              <w:t xml:space="preserve"> </w:t>
+            </w:r>
+            <w:r>
+              <w:rPr>
+                <w:rFonts w:ascii="Segoe UI" w:hAnsi="Segoe UI" w:cs="Segoe UI"/>
+                <w:color w:val="000000"/>
+                <w:sz w:val="22"/>
+                <w:szCs w:val="22"/>
+              </w:rPr>
+              <w:t>y = false;</w:t>
+            </w:r>
           </w:p>
         </w:tc>
       </w:tr>
       <w:tr>
         <w:tc>
           <w:tcPr>
-            <w:tcW w:w="0" w:type="auto"/>
+            <w:tcW w:w="1372" w:type="dxa"/>
+            <w:shd w:val="clear" w:color="auto" w:fill="FFFFFF"/>
+            <w:tcMar>
+              <w:top w:w="120" w:type="dxa"/>
+              <w:left w:w="240" w:type="dxa"/>
+              <w:bottom w:w="120" w:type="dxa"/>
+              <w:right w:w="120" w:type="dxa"/>
+            </w:tcMar>
+            <w:vAlign w:val="center"/>
+            <w:hideMark/>
+          </w:tcPr>
+          <w:p>
+            <w:pPr>
+              <w:pStyle w:val="NormalWeb"/>
+              <w:spacing w:before="288" w:after="288"/>
+              <w:rPr>
+                <w:rFonts w:ascii="Segoe UI" w:hAnsi="Segoe UI" w:cs="Segoe UI"/>
+                <w:b/>
+                <w:bCs/>
+                <w:color w:val="000000"/>
+                <w:sz w:val="22"/>
+                <w:szCs w:val="22"/>
+              </w:rPr>
+            </w:pPr>
+            <w:r>
+              <w:rPr>
+                <w:rFonts w:ascii="Segoe UI" w:hAnsi="Segoe UI" w:cs="Segoe UI"/>
+                <w:b/>
+                <w:bCs/>
+                <w:color w:val="000000"/>
+                <w:sz w:val="22"/>
+                <w:szCs w:val="22"/>
+              </w:rPr>
+              <w:t>Object</w:t>
+            </w:r>
+          </w:p>
+        </w:tc>
+        <w:tc>
+          <w:tcPr>
+            <w:tcW w:w="3668" w:type="dxa"/>
+            <w:shd w:val="clear" w:color="auto" w:fill="FFFFFF"/>
+            <w:tcMar>
+              <w:top w:w="120" w:type="dxa"/>
+              <w:left w:w="120" w:type="dxa"/>
+              <w:bottom w:w="120" w:type="dxa"/>
+              <w:right w:w="120" w:type="dxa"/>
+            </w:tcMar>
+            <w:vAlign w:val="center"/>
+            <w:hideMark/>
+          </w:tcPr>
+          <w:p>
+            <w:pPr>
+              <w:pStyle w:val="NormalWeb"/>
+              <w:spacing w:before="288" w:after="288"/>
+              <w:rPr>
+                <w:rFonts w:ascii="Segoe UI" w:hAnsi="Segoe UI" w:cs="Segoe UI"/>
+                <w:color w:val="000000"/>
+                <w:sz w:val="22"/>
+                <w:szCs w:val="22"/>
+              </w:rPr>
+            </w:pPr>
+            <w:r>
+              <w:rPr>
+                <w:rFonts w:ascii="Segoe UI" w:hAnsi="Segoe UI" w:cs="Segoe UI"/>
+                <w:color w:val="000000"/>
+                <w:sz w:val="22"/>
+                <w:szCs w:val="22"/>
+              </w:rPr>
+              <w:t>A collection of key-value pairs of data</w:t>
+            </w:r>
+          </w:p>
+        </w:tc>
+        <w:tc>
+          <w:tcPr>
+            <w:tcW w:w="5220" w:type="dxa"/>
+            <w:shd w:val="clear" w:color="auto" w:fill="FFFFFF"/>
+            <w:vAlign w:val="center"/>
+          </w:tcPr>
+          <w:p>
+            <w:pPr>
+              <w:pStyle w:val="NormalWeb"/>
+              <w:spacing w:before="288" w:after="288"/>
+              <w:rPr>
+                <w:rFonts w:ascii="Segoe UI" w:hAnsi="Segoe UI" w:cs="Segoe UI"/>
+                <w:color w:val="000000"/>
+                <w:sz w:val="22"/>
+                <w:szCs w:val="22"/>
+              </w:rPr>
+            </w:pPr>
+            <w:r>
+              <w:rPr>
+                <w:rFonts w:ascii="Segoe UI" w:hAnsi="Segoe UI" w:cs="Segoe UI"/>
+                <w:b/>
+                <w:bCs/>
+                <w:color w:val="000000"/>
+                <w:sz w:val="22"/>
+                <w:szCs w:val="22"/>
+              </w:rPr>
+              <w:t>/</w:t>
+            </w:r>
+            <w:r>
+              <w:rPr>
+                <w:rFonts w:ascii="Segoe UI" w:hAnsi="Segoe UI" w:cs="Segoe UI"/>
+                <w:color w:val="000000"/>
+                <w:sz w:val="22"/>
+                <w:szCs w:val="22"/>
+              </w:rPr>
+              <w:t>/ Object</w:t>
+            </w:r>
+            <w:r>
+              <w:rPr>
+                <w:rFonts w:ascii="Segoe UI" w:hAnsi="Segoe UI" w:cs="Segoe UI"/>
+                <w:color w:val="000000"/>
+                <w:sz w:val="22"/>
+                <w:szCs w:val="22"/>
+              </w:rPr>
+              <w:br/>
+            </w:r>
+            <w:r>
+              <w:rPr>
+                <w:rFonts w:ascii="Segoe UI" w:hAnsi="Segoe UI" w:cs="Segoe UI"/>
+                <w:b/>
+                <w:bCs/>
+                <w:color w:val="000000"/>
+                <w:sz w:val="22"/>
+                <w:szCs w:val="22"/>
+              </w:rPr>
+              <w:t>const</w:t>
+            </w:r>
+            <w:r>
+              <w:rPr>
+                <w:rFonts w:ascii="Segoe UI" w:hAnsi="Segoe UI" w:cs="Segoe UI"/>
+                <w:color w:val="000000"/>
+                <w:sz w:val="22"/>
+                <w:szCs w:val="22"/>
+              </w:rPr>
+              <w:t> person = {firstName:"John", lastName:"Doe"};</w:t>
+            </w:r>
+            <w:r>
+              <w:rPr>
+                <w:rFonts w:ascii="Segoe UI" w:hAnsi="Segoe UI" w:cs="Segoe UI"/>
+                <w:color w:val="000000"/>
+                <w:sz w:val="22"/>
+                <w:szCs w:val="22"/>
+              </w:rPr>
+              <w:br/>
+            </w:r>
+            <w:r>
+              <w:rPr>
+                <w:rFonts w:ascii="Segoe UI" w:hAnsi="Segoe UI" w:cs="Segoe UI"/>
+                <w:color w:val="000000"/>
+                <w:sz w:val="22"/>
+                <w:szCs w:val="22"/>
+              </w:rPr>
+              <w:br/>
+              <w:t>// Array object</w:t>
+            </w:r>
+            <w:r>
+              <w:rPr>
+                <w:rFonts w:ascii="Segoe UI" w:hAnsi="Segoe UI" w:cs="Segoe UI"/>
+                <w:color w:val="000000"/>
+                <w:sz w:val="22"/>
+                <w:szCs w:val="22"/>
+              </w:rPr>
+              <w:br/>
+            </w:r>
+            <w:r>
+              <w:rPr>
+                <w:rFonts w:ascii="Segoe UI" w:hAnsi="Segoe UI" w:cs="Segoe UI"/>
+                <w:b/>
+                <w:bCs/>
+                <w:color w:val="000000"/>
+                <w:sz w:val="22"/>
+                <w:szCs w:val="22"/>
+              </w:rPr>
+              <w:t>const</w:t>
+            </w:r>
+            <w:r>
+              <w:rPr>
+                <w:rFonts w:ascii="Segoe UI" w:hAnsi="Segoe UI" w:cs="Segoe UI"/>
+                <w:color w:val="000000"/>
+                <w:sz w:val="22"/>
+                <w:szCs w:val="22"/>
+              </w:rPr>
+              <w:t> cars = ["Saab", "Volvo", "BMW"];</w:t>
+            </w:r>
+            <w:r>
+              <w:rPr>
+                <w:rFonts w:ascii="Segoe UI" w:hAnsi="Segoe UI" w:cs="Segoe UI"/>
+                <w:color w:val="000000"/>
+                <w:sz w:val="22"/>
+                <w:szCs w:val="22"/>
+              </w:rPr>
+              <w:br/>
+            </w:r>
+            <w:r>
+              <w:rPr>
+                <w:rFonts w:ascii="Segoe UI" w:hAnsi="Segoe UI" w:cs="Segoe UI"/>
+                <w:color w:val="000000"/>
+                <w:sz w:val="22"/>
+                <w:szCs w:val="22"/>
+              </w:rPr>
+              <w:br/>
+              <w:t>// Date object</w:t>
+            </w:r>
+            <w:r>
+              <w:rPr>
+                <w:rFonts w:ascii="Segoe UI" w:hAnsi="Segoe UI" w:cs="Segoe UI"/>
+                <w:color w:val="000000"/>
+                <w:sz w:val="22"/>
+                <w:szCs w:val="22"/>
+              </w:rPr>
+              <w:br/>
+            </w:r>
+            <w:r>
+              <w:rPr>
+                <w:rFonts w:ascii="Segoe UI" w:hAnsi="Segoe UI" w:cs="Segoe UI"/>
+                <w:b/>
+                <w:bCs/>
+                <w:color w:val="000000"/>
+                <w:sz w:val="22"/>
+                <w:szCs w:val="22"/>
+              </w:rPr>
+              <w:t>const</w:t>
+            </w:r>
+            <w:r>
+              <w:rPr>
+                <w:rFonts w:ascii="Segoe UI" w:hAnsi="Segoe UI" w:cs="Segoe UI"/>
+                <w:color w:val="000000"/>
+                <w:sz w:val="22"/>
+                <w:szCs w:val="22"/>
+              </w:rPr>
+              <w:t> date = new Date("2022-03-25")</w:t>
+            </w:r>
+          </w:p>
+        </w:tc>
+      </w:tr>
+      <w:tr>
+        <w:tc>
+          <w:tcPr>
+            <w:tcW w:w="1372" w:type="dxa"/>
+            <w:shd w:val="clear" w:color="auto" w:fill="EBEDEE"/>
+            <w:tcMar>
+              <w:top w:w="120" w:type="dxa"/>
+              <w:left w:w="240" w:type="dxa"/>
+              <w:bottom w:w="120" w:type="dxa"/>
+              <w:right w:w="120" w:type="dxa"/>
+            </w:tcMar>
+            <w:hideMark/>
+          </w:tcPr>
+          <w:p>
+            <w:pPr>
+              <w:pStyle w:val="NormalWeb"/>
+              <w:spacing w:before="288" w:after="288"/>
+              <w:rPr>
+                <w:rFonts w:ascii="Segoe UI" w:hAnsi="Segoe UI" w:cs="Segoe UI"/>
+                <w:b/>
+                <w:bCs/>
+                <w:color w:val="000000"/>
+                <w:sz w:val="22"/>
+                <w:szCs w:val="22"/>
+              </w:rPr>
+            </w:pPr>
+            <w:r>
+              <w:rPr>
+                <w:rFonts w:ascii="Segoe UI" w:hAnsi="Segoe UI" w:cs="Segoe UI"/>
+                <w:b/>
+                <w:bCs/>
+                <w:color w:val="000000"/>
+                <w:sz w:val="22"/>
+                <w:szCs w:val="22"/>
+              </w:rPr>
+              <w:t>Undefined</w:t>
+            </w:r>
+          </w:p>
+        </w:tc>
+        <w:tc>
+          <w:tcPr>
+            <w:tcW w:w="3668" w:type="dxa"/>
+            <w:shd w:val="clear" w:color="auto" w:fill="EBEDEE"/>
+            <w:tcMar>
+              <w:top w:w="120" w:type="dxa"/>
+              <w:left w:w="120" w:type="dxa"/>
+              <w:bottom w:w="120" w:type="dxa"/>
+              <w:right w:w="120" w:type="dxa"/>
+            </w:tcMar>
+            <w:hideMark/>
+          </w:tcPr>
+          <w:p>
+            <w:pPr>
+              <w:pStyle w:val="NormalWeb"/>
+              <w:spacing w:before="288" w:after="288"/>
+              <w:rPr>
+                <w:rFonts w:ascii="Segoe UI" w:hAnsi="Segoe UI" w:cs="Segoe UI"/>
+                <w:color w:val="000000"/>
+                <w:sz w:val="22"/>
+                <w:szCs w:val="22"/>
+              </w:rPr>
+            </w:pPr>
+            <w:r>
+              <w:rPr>
+                <w:rFonts w:ascii="Segoe UI" w:hAnsi="Segoe UI" w:cs="Segoe UI"/>
+                <w:color w:val="000000"/>
+                <w:sz w:val="22"/>
+                <w:szCs w:val="22"/>
+              </w:rPr>
+              <w:t>A primitive variable with no assigned value</w:t>
+            </w:r>
+          </w:p>
+        </w:tc>
+        <w:tc>
+          <w:tcPr>
+            <w:tcW w:w="5220" w:type="dxa"/>
+            <w:shd w:val="clear" w:color="auto" w:fill="EBEDEE"/>
+          </w:tcPr>
+          <w:p>
+            <w:pPr>
+              <w:pStyle w:val="NormalWeb"/>
+              <w:spacing w:before="288" w:after="288"/>
+              <w:rPr>
+                <w:rFonts w:ascii="Segoe UI" w:hAnsi="Segoe UI" w:cs="Segoe UI"/>
+                <w:color w:val="000000"/>
+                <w:sz w:val="22"/>
+                <w:szCs w:val="22"/>
+              </w:rPr>
+            </w:pPr>
+            <w:r>
+              <w:rPr>
+                <w:rFonts w:ascii="Segoe UI" w:hAnsi="Segoe UI" w:cs="Segoe UI"/>
+                <w:b/>
+                <w:bCs/>
+                <w:color w:val="000000"/>
+                <w:sz w:val="22"/>
+                <w:szCs w:val="22"/>
+              </w:rPr>
+              <w:t>let</w:t>
+            </w:r>
+            <w:r>
+              <w:rPr>
+                <w:rFonts w:ascii="Segoe UI" w:hAnsi="Segoe UI" w:cs="Segoe UI"/>
+                <w:b/>
+                <w:bCs/>
+                <w:color w:val="000000"/>
+                <w:sz w:val="22"/>
+                <w:szCs w:val="22"/>
+              </w:rPr>
+              <w:t xml:space="preserve"> </w:t>
+            </w:r>
+            <w:r>
+              <w:rPr>
+                <w:rFonts w:ascii="Segoe UI" w:hAnsi="Segoe UI" w:cs="Segoe UI"/>
+                <w:color w:val="000000"/>
+                <w:sz w:val="22"/>
+                <w:szCs w:val="22"/>
+              </w:rPr>
+              <w:t> x;</w:t>
+            </w:r>
+            <w:r>
+              <w:rPr>
+                <w:rFonts w:ascii="Segoe UI" w:hAnsi="Segoe UI" w:cs="Segoe UI"/>
+                <w:color w:val="000000"/>
+                <w:sz w:val="22"/>
+                <w:szCs w:val="22"/>
+              </w:rPr>
+              <w:br/>
+            </w:r>
+            <w:r>
+              <w:rPr>
+                <w:rFonts w:ascii="Segoe UI" w:hAnsi="Segoe UI" w:cs="Segoe UI"/>
+                <w:b/>
+                <w:bCs/>
+                <w:color w:val="000000"/>
+                <w:sz w:val="22"/>
+                <w:szCs w:val="22"/>
+              </w:rPr>
+              <w:t>let</w:t>
+            </w:r>
+            <w:r>
+              <w:rPr>
+                <w:rFonts w:ascii="Segoe UI" w:hAnsi="Segoe UI" w:cs="Segoe UI"/>
+                <w:color w:val="000000"/>
+                <w:sz w:val="22"/>
+                <w:szCs w:val="22"/>
+              </w:rPr>
+              <w:t> </w:t>
+            </w:r>
+            <w:r>
+              <w:rPr>
+                <w:rFonts w:ascii="Segoe UI" w:hAnsi="Segoe UI" w:cs="Segoe UI"/>
+                <w:color w:val="000000"/>
+                <w:sz w:val="22"/>
+                <w:szCs w:val="22"/>
+              </w:rPr>
+              <w:t xml:space="preserve"> </w:t>
+            </w:r>
+            <w:r>
+              <w:rPr>
+                <w:rFonts w:ascii="Segoe UI" w:hAnsi="Segoe UI" w:cs="Segoe UI"/>
+                <w:color w:val="000000"/>
+                <w:sz w:val="22"/>
+                <w:szCs w:val="22"/>
+              </w:rPr>
+              <w:t>y;</w:t>
+            </w:r>
+          </w:p>
+        </w:tc>
+      </w:tr>
+      <w:tr>
+        <w:tc>
+          <w:tcPr>
+            <w:tcW w:w="1372" w:type="dxa"/>
             <w:shd w:val="clear" w:color="auto" w:fill="FFFFFF"/>
             <w:tcMar>
               <w:top w:w="120" w:type="dxa"/>
@@ -2217,6 +2732,8 @@
               <w:spacing w:before="288" w:after="288"/>
               <w:rPr>
                 <w:rFonts w:ascii="Segoe UI" w:hAnsi="Segoe UI" w:cs="Segoe UI"/>
+                <w:b/>
+                <w:bCs/>
                 <w:color w:val="000000"/>
                 <w:sz w:val="22"/>
                 <w:szCs w:val="22"/>
@@ -2225,17 +2742,19 @@
             <w:r>
               <w:rPr>
                 <w:rFonts w:ascii="Segoe UI" w:hAnsi="Segoe UI" w:cs="Segoe UI"/>
-                <w:color w:val="000000"/>
-                <w:sz w:val="22"/>
-                <w:szCs w:val="22"/>
-              </w:rPr>
-              <w:t>Object</w:t>
+                <w:b/>
+                <w:bCs/>
+                <w:color w:val="000000"/>
+                <w:sz w:val="22"/>
+                <w:szCs w:val="22"/>
+              </w:rPr>
+              <w:t>Null</w:t>
             </w:r>
           </w:p>
         </w:tc>
         <w:tc>
           <w:tcPr>
-            <w:tcW w:w="4845" w:type="dxa"/>
+            <w:tcW w:w="3668" w:type="dxa"/>
             <w:shd w:val="clear" w:color="auto" w:fill="FFFFFF"/>
             <w:tcMar>
               <w:top w:w="120" w:type="dxa"/>
@@ -2263,13 +2782,13 @@
                 <w:sz w:val="22"/>
                 <w:szCs w:val="22"/>
               </w:rPr>
-              <w:t>A collection of key-value pairs of data</w:t>
+              <w:t>A primitive value representing object absence</w:t>
             </w:r>
           </w:p>
         </w:tc>
         <w:tc>
           <w:tcPr>
-            <w:tcW w:w="3951" w:type="dxa"/>
+            <w:tcW w:w="5220" w:type="dxa"/>
             <w:shd w:val="clear" w:color="auto" w:fill="FFFFFF"/>
           </w:tcPr>
           <w:p>
@@ -2283,13 +2802,98 @@
                 <w:szCs w:val="22"/>
               </w:rPr>
             </w:pPr>
+            <w:r>
+              <w:rPr>
+                <w:rFonts w:ascii="Segoe UI" w:hAnsi="Segoe UI" w:cs="Segoe UI"/>
+                <w:b/>
+                <w:bCs/>
+                <w:color w:val="000000"/>
+                <w:sz w:val="22"/>
+                <w:szCs w:val="22"/>
+              </w:rPr>
+              <w:t>let</w:t>
+            </w:r>
+            <w:r>
+              <w:rPr>
+                <w:rFonts w:ascii="Segoe UI" w:hAnsi="Segoe UI" w:cs="Segoe UI"/>
+                <w:color w:val="000000"/>
+                <w:sz w:val="22"/>
+                <w:szCs w:val="22"/>
+              </w:rPr>
+              <w:t> </w:t>
+            </w:r>
+            <w:r>
+              <w:rPr>
+                <w:rFonts w:ascii="Segoe UI" w:hAnsi="Segoe UI" w:cs="Segoe UI"/>
+                <w:color w:val="000000"/>
+                <w:sz w:val="22"/>
+                <w:szCs w:val="22"/>
+              </w:rPr>
+              <w:t xml:space="preserve"> </w:t>
+            </w:r>
+            <w:r>
+              <w:rPr>
+                <w:rFonts w:ascii="Segoe UI" w:hAnsi="Segoe UI" w:cs="Segoe UI"/>
+                <w:color w:val="000000"/>
+                <w:sz w:val="22"/>
+                <w:szCs w:val="22"/>
+              </w:rPr>
+              <w:t>x = null;</w:t>
+            </w:r>
+            <w:r>
+              <w:rPr>
+                <w:rFonts w:ascii="Segoe UI" w:hAnsi="Segoe UI" w:cs="Segoe UI"/>
+                <w:color w:val="000000"/>
+                <w:sz w:val="22"/>
+                <w:szCs w:val="22"/>
+              </w:rPr>
+              <w:br/>
+            </w:r>
+            <w:r>
+              <w:rPr>
+                <w:rFonts w:ascii="Segoe UI" w:hAnsi="Segoe UI" w:cs="Segoe UI"/>
+                <w:b/>
+                <w:bCs/>
+                <w:color w:val="000000"/>
+                <w:sz w:val="22"/>
+                <w:szCs w:val="22"/>
+              </w:rPr>
+              <w:t>let</w:t>
+            </w:r>
+            <w:r>
+              <w:rPr>
+                <w:rFonts w:ascii="Segoe UI" w:hAnsi="Segoe UI" w:cs="Segoe UI"/>
+                <w:color w:val="000000"/>
+                <w:sz w:val="22"/>
+                <w:szCs w:val="22"/>
+              </w:rPr>
+              <w:t> </w:t>
+            </w:r>
+            <w:r>
+              <w:rPr>
+                <w:rFonts w:ascii="Segoe UI" w:hAnsi="Segoe UI" w:cs="Segoe UI"/>
+                <w:color w:val="000000"/>
+                <w:sz w:val="22"/>
+                <w:szCs w:val="22"/>
+              </w:rPr>
+              <w:t xml:space="preserve"> </w:t>
+            </w:r>
+            <w:r>
+              <w:rPr>
+                <w:rFonts w:ascii="Segoe UI" w:hAnsi="Segoe UI" w:cs="Segoe UI"/>
+                <w:color w:val="000000"/>
+                <w:sz w:val="22"/>
+                <w:szCs w:val="22"/>
+              </w:rPr>
+              <w:t>y = null;</w:t>
+            </w:r>
           </w:p>
         </w:tc>
       </w:tr>
       <w:tr>
         <w:tc>
           <w:tcPr>
-            <w:tcW w:w="0" w:type="auto"/>
+            <w:tcW w:w="1372" w:type="dxa"/>
             <w:shd w:val="clear" w:color="auto" w:fill="EBEDEE"/>
             <w:tcMar>
               <w:top w:w="120" w:type="dxa"/>
@@ -2305,6 +2909,8 @@
               <w:spacing w:before="288" w:after="288"/>
               <w:rPr>
                 <w:rFonts w:ascii="Segoe UI" w:hAnsi="Segoe UI" w:cs="Segoe UI"/>
+                <w:b/>
+                <w:bCs/>
                 <w:color w:val="000000"/>
                 <w:sz w:val="22"/>
                 <w:szCs w:val="22"/>
@@ -2313,17 +2919,19 @@
             <w:r>
               <w:rPr>
                 <w:rFonts w:ascii="Segoe UI" w:hAnsi="Segoe UI" w:cs="Segoe UI"/>
-                <w:color w:val="000000"/>
-                <w:sz w:val="22"/>
-                <w:szCs w:val="22"/>
-              </w:rPr>
-              <w:t>Undefined</w:t>
+                <w:b/>
+                <w:bCs/>
+                <w:color w:val="000000"/>
+                <w:sz w:val="22"/>
+                <w:szCs w:val="22"/>
+              </w:rPr>
+              <w:t>Symbol</w:t>
             </w:r>
           </w:p>
         </w:tc>
         <w:tc>
           <w:tcPr>
-            <w:tcW w:w="4845" w:type="dxa"/>
+            <w:tcW w:w="3668" w:type="dxa"/>
             <w:shd w:val="clear" w:color="auto" w:fill="EBEDEE"/>
             <w:tcMar>
               <w:top w:w="120" w:type="dxa"/>
@@ -2351,13 +2959,13 @@
                 <w:sz w:val="22"/>
                 <w:szCs w:val="22"/>
               </w:rPr>
-              <w:t>A primitive variable with no assigned value</w:t>
+              <w:t>A unique and primitive identifier</w:t>
             </w:r>
           </w:p>
         </w:tc>
         <w:tc>
           <w:tcPr>
-            <w:tcW w:w="3951" w:type="dxa"/>
+            <w:tcW w:w="5220" w:type="dxa"/>
             <w:shd w:val="clear" w:color="auto" w:fill="EBEDEE"/>
           </w:tcPr>
           <w:p>
@@ -2371,67 +2979,17 @@
                 <w:szCs w:val="22"/>
               </w:rPr>
             </w:pPr>
-          </w:p>
-        </w:tc>
-      </w:tr>
-      <w:tr>
-        <w:tc>
-          <w:tcPr>
-            <w:tcW w:w="0" w:type="auto"/>
-            <w:shd w:val="clear" w:color="auto" w:fill="FFFFFF"/>
-            <w:tcMar>
-              <w:top w:w="120" w:type="dxa"/>
-              <w:left w:w="240" w:type="dxa"/>
-              <w:bottom w:w="120" w:type="dxa"/>
-              <w:right w:w="120" w:type="dxa"/>
-            </w:tcMar>
-            <w:hideMark/>
-          </w:tcPr>
-          <w:p>
-            <w:pPr>
-              <w:pStyle w:val="NormalWeb"/>
-              <w:spacing w:before="288" w:after="288"/>
-              <w:rPr>
-                <w:rFonts w:ascii="Segoe UI" w:hAnsi="Segoe UI" w:cs="Segoe UI"/>
-                <w:color w:val="000000"/>
-                <w:sz w:val="22"/>
-                <w:szCs w:val="22"/>
-              </w:rPr>
-            </w:pPr>
             <w:r>
               <w:rPr>
                 <w:rFonts w:ascii="Segoe UI" w:hAnsi="Segoe UI" w:cs="Segoe UI"/>
-                <w:color w:val="000000"/>
-                <w:sz w:val="22"/>
-                <w:szCs w:val="22"/>
-              </w:rPr>
-              <w:t>Null</w:t>
+                <w:b/>
+                <w:bCs/>
+                <w:color w:val="000000"/>
+                <w:sz w:val="22"/>
+                <w:szCs w:val="22"/>
+              </w:rPr>
+              <w:t>const</w:t>
             </w:r>
-          </w:p>
-        </w:tc>
-        <w:tc>
-          <w:tcPr>
-            <w:tcW w:w="4845" w:type="dxa"/>
-            <w:shd w:val="clear" w:color="auto" w:fill="FFFFFF"/>
-            <w:tcMar>
-              <w:top w:w="120" w:type="dxa"/>
-              <w:left w:w="120" w:type="dxa"/>
-              <w:bottom w:w="120" w:type="dxa"/>
-              <w:right w:w="120" w:type="dxa"/>
-            </w:tcMar>
-            <w:hideMark/>
-          </w:tcPr>
-          <w:p>
-            <w:pPr>
-              <w:pStyle w:val="NormalWeb"/>
-              <w:spacing w:before="288" w:after="288"/>
-              <w:rPr>
-                <w:rFonts w:ascii="Segoe UI" w:hAnsi="Segoe UI" w:cs="Segoe UI"/>
-                <w:color w:val="000000"/>
-                <w:sz w:val="22"/>
-                <w:szCs w:val="22"/>
-              </w:rPr>
-            </w:pPr>
             <w:r>
               <w:rPr>
                 <w:rFonts w:ascii="Segoe UI" w:hAnsi="Segoe UI" w:cs="Segoe UI"/>
@@ -2439,53 +2997,8 @@
                 <w:sz w:val="22"/>
                 <w:szCs w:val="22"/>
               </w:rPr>
-              <w:t>A primitive value representing object absence</w:t>
+              <w:t> </w:t>
             </w:r>
-          </w:p>
-        </w:tc>
-        <w:tc>
-          <w:tcPr>
-            <w:tcW w:w="3951" w:type="dxa"/>
-            <w:shd w:val="clear" w:color="auto" w:fill="FFFFFF"/>
-          </w:tcPr>
-          <w:p>
-            <w:pPr>
-              <w:pStyle w:val="NormalWeb"/>
-              <w:spacing w:before="288" w:after="288"/>
-              <w:rPr>
-                <w:rFonts w:ascii="Segoe UI" w:hAnsi="Segoe UI" w:cs="Segoe UI"/>
-                <w:color w:val="000000"/>
-                <w:sz w:val="22"/>
-                <w:szCs w:val="22"/>
-              </w:rPr>
-            </w:pPr>
-          </w:p>
-        </w:tc>
-      </w:tr>
-      <w:tr>
-        <w:tc>
-          <w:tcPr>
-            <w:tcW w:w="0" w:type="auto"/>
-            <w:shd w:val="clear" w:color="auto" w:fill="EBEDEE"/>
-            <w:tcMar>
-              <w:top w:w="120" w:type="dxa"/>
-              <w:left w:w="240" w:type="dxa"/>
-              <w:bottom w:w="120" w:type="dxa"/>
-              <w:right w:w="120" w:type="dxa"/>
-            </w:tcMar>
-            <w:hideMark/>
-          </w:tcPr>
-          <w:p>
-            <w:pPr>
-              <w:pStyle w:val="NormalWeb"/>
-              <w:spacing w:before="288" w:after="288"/>
-              <w:rPr>
-                <w:rFonts w:ascii="Segoe UI" w:hAnsi="Segoe UI" w:cs="Segoe UI"/>
-                <w:color w:val="000000"/>
-                <w:sz w:val="22"/>
-                <w:szCs w:val="22"/>
-              </w:rPr>
-            </w:pPr>
             <w:r>
               <w:rPr>
                 <w:rFonts w:ascii="Segoe UI" w:hAnsi="Segoe UI" w:cs="Segoe UI"/>
@@ -2493,33 +3006,8 @@
                 <w:sz w:val="22"/>
                 <w:szCs w:val="22"/>
               </w:rPr>
-              <w:t>Symbol</w:t>
+              <w:t xml:space="preserve"> </w:t>
             </w:r>
-          </w:p>
-        </w:tc>
-        <w:tc>
-          <w:tcPr>
-            <w:tcW w:w="4845" w:type="dxa"/>
-            <w:shd w:val="clear" w:color="auto" w:fill="EBEDEE"/>
-            <w:tcMar>
-              <w:top w:w="120" w:type="dxa"/>
-              <w:left w:w="120" w:type="dxa"/>
-              <w:bottom w:w="120" w:type="dxa"/>
-              <w:right w:w="120" w:type="dxa"/>
-            </w:tcMar>
-            <w:hideMark/>
-          </w:tcPr>
-          <w:p>
-            <w:pPr>
-              <w:pStyle w:val="NormalWeb"/>
-              <w:spacing w:before="288" w:after="288"/>
-              <w:rPr>
-                <w:rFonts w:ascii="Segoe UI" w:hAnsi="Segoe UI" w:cs="Segoe UI"/>
-                <w:color w:val="000000"/>
-                <w:sz w:val="22"/>
-                <w:szCs w:val="22"/>
-              </w:rPr>
-            </w:pPr>
             <w:r>
               <w:rPr>
                 <w:rFonts w:ascii="Segoe UI" w:hAnsi="Segoe UI" w:cs="Segoe UI"/>
@@ -2527,26 +3015,46 @@
                 <w:sz w:val="22"/>
                 <w:szCs w:val="22"/>
               </w:rPr>
-              <w:t>A unique and primitive identifier</w:t>
+              <w:t>x = Symbol();</w:t>
             </w:r>
-          </w:p>
-        </w:tc>
-        <w:tc>
-          <w:tcPr>
-            <w:tcW w:w="3951" w:type="dxa"/>
-            <w:shd w:val="clear" w:color="auto" w:fill="EBEDEE"/>
-          </w:tcPr>
-          <w:p>
-            <w:pPr>
-              <w:pStyle w:val="NormalWeb"/>
-              <w:spacing w:before="288" w:after="288"/>
-              <w:rPr>
-                <w:rFonts w:ascii="Segoe UI" w:hAnsi="Segoe UI" w:cs="Segoe UI"/>
-                <w:color w:val="000000"/>
-                <w:sz w:val="22"/>
-                <w:szCs w:val="22"/>
-              </w:rPr>
-            </w:pPr>
+            <w:r>
+              <w:rPr>
+                <w:rFonts w:ascii="Segoe UI" w:hAnsi="Segoe UI" w:cs="Segoe UI"/>
+                <w:color w:val="000000"/>
+                <w:sz w:val="22"/>
+                <w:szCs w:val="22"/>
+              </w:rPr>
+              <w:br/>
+            </w:r>
+            <w:r>
+              <w:rPr>
+                <w:rFonts w:ascii="Segoe UI" w:hAnsi="Segoe UI" w:cs="Segoe UI"/>
+                <w:b/>
+                <w:bCs/>
+                <w:color w:val="000000"/>
+                <w:sz w:val="22"/>
+                <w:szCs w:val="22"/>
+              </w:rPr>
+              <w:t>const</w:t>
+            </w:r>
+            <w:r>
+              <w:rPr>
+                <w:rFonts w:ascii="Segoe UI" w:hAnsi="Segoe UI" w:cs="Segoe UI"/>
+                <w:color w:val="000000"/>
+                <w:sz w:val="22"/>
+                <w:szCs w:val="22"/>
+              </w:rPr>
+              <w:t xml:space="preserve"> </w:t>
+            </w:r>
+            <w:r>
+              <w:rPr>
+                <w:rFonts w:ascii="Segoe UI" w:hAnsi="Segoe UI" w:cs="Segoe UI"/>
+                <w:color w:val="000000"/>
+                <w:sz w:val="22"/>
+                <w:szCs w:val="22"/>
+              </w:rPr>
+              <w:t> y = Symbol();</w:t>
+            </w:r>
           </w:p>
         </w:tc>
       </w:tr>
@@ -2567,18 +3075,408 @@
     </w:p>
     <w:p>
       <w:pPr>
-        <w:pStyle w:val="Heading2"/>
-        <w:rPr>
-          <w:rFonts w:ascii="Segoe UI" w:hAnsi="Segoe UI" w:cs="Segoe UI"/>
-          <w:color w:val="000000"/>
-          <w:sz w:val="28"/>
-          <w:szCs w:val="28"/>
-        </w:rPr>
-      </w:pPr>
+        <w:spacing w:before="150" w:after="150" w:line="240" w:lineRule="auto"/>
+        <w:outlineLvl w:val="1"/>
+        <w:rPr>
+          <w:rFonts w:ascii="Segoe UI" w:eastAsia="Times New Roman" w:hAnsi="Segoe UI" w:cs="Segoe UI"/>
+          <w:b/>
+          <w:bCs/>
+          <w:color w:val="000000"/>
+          <w:sz w:val="48"/>
+          <w:szCs w:val="48"/>
+        </w:rPr>
+      </w:pPr>
+      <w:r>
+        <w:rPr>
+          <w:rFonts w:ascii="Segoe UI" w:eastAsia="Times New Roman" w:hAnsi="Segoe UI" w:cs="Segoe UI"/>
+          <w:b/>
+          <w:bCs/>
+          <w:color w:val="000000"/>
+          <w:sz w:val="48"/>
+          <w:szCs w:val="48"/>
+        </w:rPr>
+        <w:lastRenderedPageBreak/>
+        <w:t>The typeof Operator</w:t>
+      </w:r>
     </w:p>
     <w:p>
       <w:pPr>
         <w:pStyle w:val="Heading2"/>
+        <w:rPr>
+          <w:rFonts w:ascii="Segoe UI" w:hAnsi="Segoe UI" w:cs="Segoe UI"/>
+          <w:b w:val="0"/>
+          <w:bCs w:val="0"/>
+          <w:color w:val="000000"/>
+          <w:sz w:val="28"/>
+          <w:szCs w:val="28"/>
+        </w:rPr>
+      </w:pPr>
+      <w:r>
+        <w:rPr>
+          <w:rFonts w:ascii="Segoe UI" w:hAnsi="Segoe UI" w:cs="Segoe UI"/>
+          <w:b w:val="0"/>
+          <w:bCs w:val="0"/>
+          <w:color w:val="000000"/>
+          <w:sz w:val="28"/>
+          <w:szCs w:val="28"/>
+        </w:rPr>
+        <w:t xml:space="preserve">You can use the JavaScript typeof operator to find the </w:t>
+      </w:r>
+      <w:r>
+        <w:rPr>
+          <w:rFonts w:ascii="Segoe UI" w:hAnsi="Segoe UI" w:cs="Segoe UI"/>
+          <w:color w:val="000000"/>
+          <w:sz w:val="28"/>
+          <w:szCs w:val="28"/>
+        </w:rPr>
+        <w:t>type of</w:t>
+      </w:r>
+      <w:r>
+        <w:rPr>
+          <w:rFonts w:ascii="Segoe UI" w:hAnsi="Segoe UI" w:cs="Segoe UI"/>
+          <w:b w:val="0"/>
+          <w:bCs w:val="0"/>
+          <w:color w:val="000000"/>
+          <w:sz w:val="28"/>
+          <w:szCs w:val="28"/>
+        </w:rPr>
+        <w:t xml:space="preserve"> a JavaScript variable.</w:t>
+      </w:r>
+    </w:p>
+    <w:p>
+      <w:pPr>
+        <w:spacing w:after="180" w:line="240" w:lineRule="auto"/>
+        <w:rPr>
+          <w:rFonts w:ascii="Arial" w:eastAsia="Times New Roman" w:hAnsi="Arial" w:cs="Arial"/>
+          <w:b/>
+          <w:bCs/>
+          <w:sz w:val="30"/>
+          <w:szCs w:val="30"/>
+        </w:rPr>
+      </w:pPr>
+      <w:r>
+        <w:rPr>
+          <w:rFonts w:ascii="Arial" w:eastAsia="Times New Roman" w:hAnsi="Arial" w:cs="Arial"/>
+          <w:b/>
+          <w:bCs/>
+          <w:sz w:val="30"/>
+          <w:szCs w:val="30"/>
+        </w:rPr>
+        <w:t>Common Return Values</w:t>
+      </w:r>
+    </w:p>
+    <w:p>
+      <w:pPr>
+        <w:pStyle w:val="ListParagraph"/>
+        <w:numPr>
+          <w:ilvl w:val="0"/>
+          <w:numId w:val="34"/>
+        </w:numPr>
+        <w:spacing w:after="0" w:line="360" w:lineRule="auto"/>
+        <w:rPr>
+          <w:rFonts w:ascii="Arial" w:eastAsia="Times New Roman" w:hAnsi="Arial" w:cs="Arial"/>
+          <w:sz w:val="28"/>
+          <w:szCs w:val="28"/>
+        </w:rPr>
+      </w:pPr>
+      <w:r>
+        <w:rPr>
+          <w:rFonts w:ascii="Courier New" w:eastAsia="Times New Roman" w:hAnsi="Courier New" w:cs="Courier New"/>
+          <w:b/>
+          <w:bCs/>
+        </w:rPr>
+        <w:t>typeof</w:t>
+      </w:r>
+      <w:r>
+        <w:rPr>
+          <w:rFonts w:ascii="Courier New" w:eastAsia="Times New Roman" w:hAnsi="Courier New" w:cs="Courier New"/>
+        </w:rPr>
+        <w:t xml:space="preserve"> "hello"</w:t>
+      </w:r>
+      <w:r>
+        <w:rPr>
+          <w:rFonts w:ascii="Arial" w:eastAsia="Times New Roman" w:hAnsi="Arial" w:cs="Arial"/>
+          <w:sz w:val="28"/>
+          <w:szCs w:val="28"/>
+        </w:rPr>
+        <w:t xml:space="preserve"> returns </w:t>
+      </w:r>
+      <w:r>
+        <w:rPr>
+          <w:rFonts w:ascii="Courier New" w:eastAsia="Times New Roman" w:hAnsi="Courier New" w:cs="Courier New"/>
+        </w:rPr>
+        <w:t>"string"</w:t>
+      </w:r>
+    </w:p>
+    <w:p>
+      <w:pPr>
+        <w:pStyle w:val="ListParagraph"/>
+        <w:numPr>
+          <w:ilvl w:val="0"/>
+          <w:numId w:val="34"/>
+        </w:numPr>
+        <w:spacing w:after="0" w:line="360" w:lineRule="auto"/>
+        <w:rPr>
+          <w:rFonts w:ascii="Arial" w:eastAsia="Times New Roman" w:hAnsi="Arial" w:cs="Arial"/>
+          <w:sz w:val="28"/>
+          <w:szCs w:val="28"/>
+        </w:rPr>
+      </w:pPr>
+      <w:r>
+        <w:rPr>
+          <w:rFonts w:ascii="Courier New" w:eastAsia="Times New Roman" w:hAnsi="Courier New" w:cs="Courier New"/>
+          <w:b/>
+          <w:bCs/>
+        </w:rPr>
+        <w:t>typeof</w:t>
+      </w:r>
+      <w:r>
+        <w:rPr>
+          <w:rFonts w:ascii="Courier New" w:eastAsia="Times New Roman" w:hAnsi="Courier New" w:cs="Courier New"/>
+        </w:rPr>
+        <w:t xml:space="preserve"> 42</w:t>
+      </w:r>
+      <w:r>
+        <w:rPr>
+          <w:rFonts w:ascii="Arial" w:eastAsia="Times New Roman" w:hAnsi="Arial" w:cs="Arial"/>
+          <w:sz w:val="28"/>
+          <w:szCs w:val="28"/>
+        </w:rPr>
+        <w:t xml:space="preserve"> returns </w:t>
+      </w:r>
+      <w:r>
+        <w:rPr>
+          <w:rFonts w:ascii="Courier New" w:eastAsia="Times New Roman" w:hAnsi="Courier New" w:cs="Courier New"/>
+        </w:rPr>
+        <w:t>"number"</w:t>
+      </w:r>
+    </w:p>
+    <w:p>
+      <w:pPr>
+        <w:pStyle w:val="ListParagraph"/>
+        <w:numPr>
+          <w:ilvl w:val="0"/>
+          <w:numId w:val="34"/>
+        </w:numPr>
+        <w:spacing w:after="0" w:line="360" w:lineRule="auto"/>
+        <w:rPr>
+          <w:rFonts w:ascii="Arial" w:eastAsia="Times New Roman" w:hAnsi="Arial" w:cs="Arial"/>
+          <w:sz w:val="28"/>
+          <w:szCs w:val="28"/>
+        </w:rPr>
+      </w:pPr>
+      <w:r>
+        <w:rPr>
+          <w:rFonts w:ascii="Courier New" w:eastAsia="Times New Roman" w:hAnsi="Courier New" w:cs="Courier New"/>
+          <w:b/>
+          <w:bCs/>
+        </w:rPr>
+        <w:t>typeof</w:t>
+      </w:r>
+      <w:r>
+        <w:rPr>
+          <w:rFonts w:ascii="Courier New" w:eastAsia="Times New Roman" w:hAnsi="Courier New" w:cs="Courier New"/>
+        </w:rPr>
+        <w:t xml:space="preserve"> true</w:t>
+      </w:r>
+      <w:r>
+        <w:rPr>
+          <w:rFonts w:ascii="Arial" w:eastAsia="Times New Roman" w:hAnsi="Arial" w:cs="Arial"/>
+          <w:sz w:val="28"/>
+          <w:szCs w:val="28"/>
+        </w:rPr>
+        <w:t xml:space="preserve"> returns </w:t>
+      </w:r>
+      <w:r>
+        <w:rPr>
+          <w:rFonts w:ascii="Courier New" w:eastAsia="Times New Roman" w:hAnsi="Courier New" w:cs="Courier New"/>
+        </w:rPr>
+        <w:t>"boolean"</w:t>
+      </w:r>
+    </w:p>
+    <w:p>
+      <w:pPr>
+        <w:pStyle w:val="ListParagraph"/>
+        <w:numPr>
+          <w:ilvl w:val="0"/>
+          <w:numId w:val="34"/>
+        </w:numPr>
+        <w:spacing w:after="0" w:line="360" w:lineRule="auto"/>
+        <w:rPr>
+          <w:rFonts w:ascii="Arial" w:eastAsia="Times New Roman" w:hAnsi="Arial" w:cs="Arial"/>
+          <w:sz w:val="28"/>
+          <w:szCs w:val="28"/>
+        </w:rPr>
+      </w:pPr>
+      <w:r>
+        <w:rPr>
+          <w:rFonts w:ascii="Courier New" w:eastAsia="Times New Roman" w:hAnsi="Courier New" w:cs="Courier New"/>
+          <w:b/>
+          <w:bCs/>
+        </w:rPr>
+        <w:t>typeof</w:t>
+      </w:r>
+      <w:r>
+        <w:rPr>
+          <w:rFonts w:ascii="Courier New" w:eastAsia="Times New Roman" w:hAnsi="Courier New" w:cs="Courier New"/>
+        </w:rPr>
+        <w:t xml:space="preserve"> undefined</w:t>
+      </w:r>
+      <w:r>
+        <w:rPr>
+          <w:rFonts w:ascii="Arial" w:eastAsia="Times New Roman" w:hAnsi="Arial" w:cs="Arial"/>
+          <w:sz w:val="28"/>
+          <w:szCs w:val="28"/>
+        </w:rPr>
+        <w:t xml:space="preserve"> returns </w:t>
+      </w:r>
+      <w:r>
+        <w:rPr>
+          <w:rFonts w:ascii="Courier New" w:eastAsia="Times New Roman" w:hAnsi="Courier New" w:cs="Courier New"/>
+        </w:rPr>
+        <w:t>"undefined"</w:t>
+      </w:r>
+    </w:p>
+    <w:p>
+      <w:pPr>
+        <w:pStyle w:val="ListParagraph"/>
+        <w:numPr>
+          <w:ilvl w:val="0"/>
+          <w:numId w:val="34"/>
+        </w:numPr>
+        <w:spacing w:after="0" w:line="360" w:lineRule="auto"/>
+        <w:rPr>
+          <w:rFonts w:ascii="Arial" w:eastAsia="Times New Roman" w:hAnsi="Arial" w:cs="Arial"/>
+          <w:sz w:val="28"/>
+          <w:szCs w:val="28"/>
+        </w:rPr>
+      </w:pPr>
+      <w:r>
+        <w:rPr>
+          <w:rFonts w:ascii="Courier New" w:eastAsia="Times New Roman" w:hAnsi="Courier New" w:cs="Courier New"/>
+          <w:b/>
+          <w:bCs/>
+        </w:rPr>
+        <w:t>typeof</w:t>
+      </w:r>
+      <w:r>
+        <w:rPr>
+          <w:rFonts w:ascii="Courier New" w:eastAsia="Times New Roman" w:hAnsi="Courier New" w:cs="Courier New"/>
+        </w:rPr>
+        <w:t xml:space="preserve"> { a: 1 }</w:t>
+      </w:r>
+      <w:r>
+        <w:rPr>
+          <w:rFonts w:ascii="Arial" w:eastAsia="Times New Roman" w:hAnsi="Arial" w:cs="Arial"/>
+          <w:sz w:val="28"/>
+          <w:szCs w:val="28"/>
+        </w:rPr>
+        <w:t xml:space="preserve"> returns </w:t>
+      </w:r>
+      <w:r>
+        <w:rPr>
+          <w:rFonts w:ascii="Courier New" w:eastAsia="Times New Roman" w:hAnsi="Courier New" w:cs="Courier New"/>
+        </w:rPr>
+        <w:t>"object"</w:t>
+      </w:r>
+    </w:p>
+    <w:p>
+      <w:pPr>
+        <w:pStyle w:val="ListParagraph"/>
+        <w:numPr>
+          <w:ilvl w:val="0"/>
+          <w:numId w:val="34"/>
+        </w:numPr>
+        <w:spacing w:after="0" w:line="360" w:lineRule="auto"/>
+        <w:rPr>
+          <w:rFonts w:ascii="Arial" w:eastAsia="Times New Roman" w:hAnsi="Arial" w:cs="Arial"/>
+          <w:sz w:val="28"/>
+          <w:szCs w:val="28"/>
+        </w:rPr>
+      </w:pPr>
+      <w:r>
+        <w:rPr>
+          <w:rFonts w:ascii="Courier New" w:eastAsia="Times New Roman" w:hAnsi="Courier New" w:cs="Courier New"/>
+          <w:b/>
+          <w:bCs/>
+        </w:rPr>
+        <w:t>typeof</w:t>
+      </w:r>
+      <w:r>
+        <w:rPr>
+          <w:rFonts w:ascii="Courier New" w:eastAsia="Times New Roman" w:hAnsi="Courier New" w:cs="Courier New"/>
+        </w:rPr>
+        <w:t xml:space="preserve"> [1, 2]</w:t>
+      </w:r>
+      <w:r>
+        <w:rPr>
+          <w:rFonts w:ascii="Arial" w:eastAsia="Times New Roman" w:hAnsi="Arial" w:cs="Arial"/>
+          <w:sz w:val="28"/>
+          <w:szCs w:val="28"/>
+        </w:rPr>
+        <w:t xml:space="preserve"> returns </w:t>
+      </w:r>
+      <w:r>
+        <w:rPr>
+          <w:rFonts w:ascii="Courier New" w:eastAsia="Times New Roman" w:hAnsi="Courier New" w:cs="Courier New"/>
+        </w:rPr>
+        <w:t>"object"</w:t>
+      </w:r>
+      <w:r>
+        <w:rPr>
+          <w:rFonts w:ascii="Arial" w:eastAsia="Times New Roman" w:hAnsi="Arial" w:cs="Arial"/>
+          <w:sz w:val="28"/>
+          <w:szCs w:val="28"/>
+        </w:rPr>
+        <w:t xml:space="preserve"> (arrays are objects in JS)</w:t>
+      </w:r>
+    </w:p>
+    <w:p>
+      <w:pPr>
+        <w:pStyle w:val="ListParagraph"/>
+        <w:numPr>
+          <w:ilvl w:val="0"/>
+          <w:numId w:val="34"/>
+        </w:numPr>
+        <w:spacing w:after="0" w:line="360" w:lineRule="auto"/>
+        <w:rPr>
+          <w:rFonts w:ascii="Arial" w:eastAsia="Times New Roman" w:hAnsi="Arial" w:cs="Arial"/>
+          <w:sz w:val="28"/>
+          <w:szCs w:val="28"/>
+        </w:rPr>
+      </w:pPr>
+      <w:r>
+        <w:rPr>
+          <w:rFonts w:ascii="Courier New" w:eastAsia="Times New Roman" w:hAnsi="Courier New" w:cs="Courier New"/>
+          <w:b/>
+          <w:bCs/>
+        </w:rPr>
+        <w:t>typeof</w:t>
+      </w:r>
+      <w:r>
+        <w:rPr>
+          <w:rFonts w:ascii="Courier New" w:eastAsia="Times New Roman" w:hAnsi="Courier New" w:cs="Courier New"/>
+        </w:rPr>
+        <w:t xml:space="preserve"> function() {}</w:t>
+      </w:r>
+      <w:r>
+        <w:rPr>
+          <w:rFonts w:ascii="Arial" w:eastAsia="Times New Roman" w:hAnsi="Arial" w:cs="Arial"/>
+          <w:sz w:val="28"/>
+          <w:szCs w:val="28"/>
+        </w:rPr>
+        <w:t xml:space="preserve"> returns </w:t>
+      </w:r>
+      <w:r>
+        <w:rPr>
+          <w:rFonts w:ascii="Courier New" w:eastAsia="Times New Roman" w:hAnsi="Courier New" w:cs="Courier New"/>
+        </w:rPr>
+        <w:t>"function"</w:t>
+      </w:r>
+    </w:p>
+    <w:p>
+      <w:pPr>
+        <w:pStyle w:val="Heading2"/>
         <w:ind w:firstLine="360"/>
         <w:rPr>
           <w:rFonts w:ascii="Segoe UI" w:hAnsi="Segoe UI" w:cs="Segoe UI"/>
@@ -2587,6 +3485,8 @@
           <w:szCs w:val="28"/>
         </w:rPr>
       </w:pPr>
+      <w:bookmarkStart w:id="0" w:name="_GoBack"/>
+      <w:bookmarkEnd w:id="0"/>
     </w:p>
     <w:p>
       <w:pPr>
@@ -3336,6 +4236,119 @@
     </w:lvl>
   </w:abstractNum>
   <w:abstractNum w:abstractNumId="6">
+    <w:nsid w:val="1F744B76"/>
+    <w:multiLevelType w:val="hybridMultilevel"/>
+    <w:tmpl w:val="8A6A898A"/>
+    <w:lvl w:ilvl="0" w:tplc="04090001">
+      <w:start w:val="1"/>
+      <w:numFmt w:val="bullet"/>
+      <w:lvlText w:val=""/>
+      <w:lvlJc w:val="left"/>
+      <w:pPr>
+        <w:ind w:left="720" w:hanging="360"/>
+      </w:pPr>
+      <w:rPr>
+        <w:rFonts w:ascii="Symbol" w:hAnsi="Symbol" w:hint="default"/>
+      </w:rPr>
+    </w:lvl>
+    <w:lvl w:ilvl="1" w:tplc="04090003" w:tentative="1">
+      <w:start w:val="1"/>
+      <w:numFmt w:val="bullet"/>
+      <w:lvlText w:val="o"/>
+      <w:lvlJc w:val="left"/>
+      <w:pPr>
+        <w:ind w:left="1440" w:hanging="360"/>
+      </w:pPr>
+      <w:rPr>
+        <w:rFonts w:ascii="Courier New" w:hAnsi="Courier New" w:cs="Courier New" w:hint="default"/>
+      </w:rPr>
+    </w:lvl>
+    <w:lvl w:ilvl="2" w:tplc="04090005" w:tentative="1">
+      <w:start w:val="1"/>
+      <w:numFmt w:val="bullet"/>
+      <w:lvlText w:val=""/>
+      <w:lvlJc w:val="left"/>
+      <w:pPr>
+        <w:ind w:left="2160" w:hanging="360"/>
+      </w:pPr>
+      <w:rPr>
+        <w:rFonts w:ascii="Wingdings" w:hAnsi="Wingdings" w:hint="default"/>
+      </w:rPr>
+    </w:lvl>
+    <w:lvl w:ilvl="3" w:tplc="04090001" w:tentative="1">
+      <w:start w:val="1"/>
+      <w:numFmt w:val="bullet"/>
+      <w:lvlText w:val=""/>
+      <w:lvlJc w:val="left"/>
+      <w:pPr>
+        <w:ind w:left="2880" w:hanging="360"/>
+      </w:pPr>
+      <w:rPr>
+        <w:rFonts w:ascii="Symbol" w:hAnsi="Symbol" w:hint="default"/>
+      </w:rPr>
+    </w:lvl>
+    <w:lvl w:ilvl="4" w:tplc="04090003" w:tentative="1">
+      <w:start w:val="1"/>
+      <w:numFmt w:val="bullet"/>
+      <w:lvlText w:val="o"/>
+      <w:lvlJc w:val="left"/>
+      <w:pPr>
+        <w:ind w:left="3600" w:hanging="360"/>
+      </w:pPr>
+      <w:rPr>
+        <w:rFonts w:ascii="Courier New" w:hAnsi="Courier New" w:cs="Courier New" w:hint="default"/>
+      </w:rPr>
+    </w:lvl>
+    <w:lvl w:ilvl="5" w:tplc="04090005" w:tentative="1">
+      <w:start w:val="1"/>
+      <w:numFmt w:val="bullet"/>
+      <w:lvlText w:val=""/>
+      <w:lvlJc w:val="left"/>
+      <w:pPr>
+        <w:ind w:left="4320" w:hanging="360"/>
+      </w:pPr>
+      <w:rPr>
+        <w:rFonts w:ascii="Wingdings" w:hAnsi="Wingdings" w:hint="default"/>
+      </w:rPr>
+    </w:lvl>
+    <w:lvl w:ilvl="6" w:tplc="04090001" w:tentative="1">
+      <w:start w:val="1"/>
+      <w:numFmt w:val="bullet"/>
+      <w:lvlText w:val=""/>
+      <w:lvlJc w:val="left"/>
+      <w:pPr>
+        <w:ind w:left="5040" w:hanging="360"/>
+      </w:pPr>
+      <w:rPr>
+        <w:rFonts w:ascii="Symbol" w:hAnsi="Symbol" w:hint="default"/>
+      </w:rPr>
+    </w:lvl>
+    <w:lvl w:ilvl="7" w:tplc="04090003" w:tentative="1">
+      <w:start w:val="1"/>
+      <w:numFmt w:val="bullet"/>
+      <w:lvlText w:val="o"/>
+      <w:lvlJc w:val="left"/>
+      <w:pPr>
+        <w:ind w:left="5760" w:hanging="360"/>
+      </w:pPr>
+      <w:rPr>
+        <w:rFonts w:ascii="Courier New" w:hAnsi="Courier New" w:cs="Courier New" w:hint="default"/>
+      </w:rPr>
+    </w:lvl>
+    <w:lvl w:ilvl="8" w:tplc="04090005" w:tentative="1">
+      <w:start w:val="1"/>
+      <w:numFmt w:val="bullet"/>
+      <w:lvlText w:val=""/>
+      <w:lvlJc w:val="left"/>
+      <w:pPr>
+        <w:ind w:left="6480" w:hanging="360"/>
+      </w:pPr>
+      <w:rPr>
+        <w:rFonts w:ascii="Wingdings" w:hAnsi="Wingdings" w:hint="default"/>
+      </w:rPr>
+    </w:lvl>
+  </w:abstractNum>
+  <w:abstractNum w:abstractNumId="7">
     <w:nsid w:val="231B0858"/>
     <w:multiLevelType w:val="multilevel"/>
     <w:tmpl w:val="8222C644"/>
@@ -3484,7 +4497,7 @@
       </w:rPr>
     </w:lvl>
   </w:abstractNum>
-  <w:abstractNum w:abstractNumId="7">
+  <w:abstractNum w:abstractNumId="8">
     <w:nsid w:val="23C32A18"/>
     <w:multiLevelType w:val="multilevel"/>
     <w:tmpl w:val="2C08A156"/>
@@ -3633,7 +4646,7 @@
       </w:rPr>
     </w:lvl>
   </w:abstractNum>
-  <w:abstractNum w:abstractNumId="8">
+  <w:abstractNum w:abstractNumId="9">
     <w:nsid w:val="2486730D"/>
     <w:multiLevelType w:val="multilevel"/>
     <w:tmpl w:val="330CBE32"/>
@@ -3782,7 +4795,7 @@
       </w:rPr>
     </w:lvl>
   </w:abstractNum>
-  <w:abstractNum w:abstractNumId="9">
+  <w:abstractNum w:abstractNumId="10">
     <w:nsid w:val="27616A82"/>
     <w:multiLevelType w:val="multilevel"/>
     <w:tmpl w:val="8162F47E"/>
@@ -3931,7 +4944,7 @@
       </w:rPr>
     </w:lvl>
   </w:abstractNum>
-  <w:abstractNum w:abstractNumId="10">
+  <w:abstractNum w:abstractNumId="11">
     <w:nsid w:val="310C580B"/>
     <w:multiLevelType w:val="hybridMultilevel"/>
     <w:tmpl w:val="C21A14CC"/>
@@ -4044,7 +5057,7 @@
       </w:rPr>
     </w:lvl>
   </w:abstractNum>
-  <w:abstractNum w:abstractNumId="11">
+  <w:abstractNum w:abstractNumId="12">
     <w:nsid w:val="3B347326"/>
     <w:multiLevelType w:val="hybridMultilevel"/>
     <w:tmpl w:val="AD702CC6"/>
@@ -4130,7 +5143,7 @@
       </w:pPr>
     </w:lvl>
   </w:abstractNum>
-  <w:abstractNum w:abstractNumId="12">
+  <w:abstractNum w:abstractNumId="13">
     <w:nsid w:val="3E7257AC"/>
     <w:multiLevelType w:val="hybridMultilevel"/>
     <w:tmpl w:val="9F2873F2"/>
@@ -4243,7 +5256,7 @@
       </w:rPr>
     </w:lvl>
   </w:abstractNum>
-  <w:abstractNum w:abstractNumId="13">
+  <w:abstractNum w:abstractNumId="14">
     <w:nsid w:val="3FE44523"/>
     <w:multiLevelType w:val="multilevel"/>
     <w:tmpl w:val="066E2614"/>
@@ -4392,7 +5405,7 @@
       </w:rPr>
     </w:lvl>
   </w:abstractNum>
-  <w:abstractNum w:abstractNumId="14">
+  <w:abstractNum w:abstractNumId="15">
     <w:nsid w:val="464D4254"/>
     <w:multiLevelType w:val="hybridMultilevel"/>
     <w:tmpl w:val="A1F00A52"/>
@@ -4505,7 +5518,156 @@
       </w:rPr>
     </w:lvl>
   </w:abstractNum>
-  <w:abstractNum w:abstractNumId="15">
+  <w:abstractNum w:abstractNumId="16">
+    <w:nsid w:val="473F7674"/>
+    <w:multiLevelType w:val="multilevel"/>
+    <w:tmpl w:val="FF7275D6"/>
+    <w:lvl w:ilvl="0">
+      <w:start w:val="1"/>
+      <w:numFmt w:val="bullet"/>
+      <w:lvlText w:val=""/>
+      <w:lvlJc w:val="left"/>
+      <w:pPr>
+        <w:tabs>
+          <w:tab w:val="num" w:pos="1440"/>
+        </w:tabs>
+        <w:ind w:left="1440" w:hanging="360"/>
+      </w:pPr>
+      <w:rPr>
+        <w:rFonts w:ascii="Symbol" w:hAnsi="Symbol" w:hint="default"/>
+        <w:sz w:val="20"/>
+      </w:rPr>
+    </w:lvl>
+    <w:lvl w:ilvl="1" w:tentative="1">
+      <w:start w:val="1"/>
+      <w:numFmt w:val="bullet"/>
+      <w:lvlText w:val="o"/>
+      <w:lvlJc w:val="left"/>
+      <w:pPr>
+        <w:tabs>
+          <w:tab w:val="num" w:pos="2160"/>
+        </w:tabs>
+        <w:ind w:left="2160" w:hanging="360"/>
+      </w:pPr>
+      <w:rPr>
+        <w:rFonts w:ascii="Courier New" w:hAnsi="Courier New" w:hint="default"/>
+        <w:sz w:val="20"/>
+      </w:rPr>
+    </w:lvl>
+    <w:lvl w:ilvl="2" w:tentative="1">
+      <w:start w:val="1"/>
+      <w:numFmt w:val="bullet"/>
+      <w:lvlText w:val=""/>
+      <w:lvlJc w:val="left"/>
+      <w:pPr>
+        <w:tabs>
+          <w:tab w:val="num" w:pos="2880"/>
+        </w:tabs>
+        <w:ind w:left="2880" w:hanging="360"/>
+      </w:pPr>
+      <w:rPr>
+        <w:rFonts w:ascii="Wingdings" w:hAnsi="Wingdings" w:hint="default"/>
+        <w:sz w:val="20"/>
+      </w:rPr>
+    </w:lvl>
+    <w:lvl w:ilvl="3" w:tentative="1">
+      <w:start w:val="1"/>
+      <w:numFmt w:val="bullet"/>
+      <w:lvlText w:val=""/>
+      <w:lvlJc w:val="left"/>
+      <w:pPr>
+        <w:tabs>
+          <w:tab w:val="num" w:pos="3600"/>
+        </w:tabs>
+        <w:ind w:left="3600" w:hanging="360"/>
+      </w:pPr>
+      <w:rPr>
+        <w:rFonts w:ascii="Wingdings" w:hAnsi="Wingdings" w:hint="default"/>
+        <w:sz w:val="20"/>
+      </w:rPr>
+    </w:lvl>
+    <w:lvl w:ilvl="4" w:tentative="1">
+      <w:start w:val="1"/>
+      <w:numFmt w:val="bullet"/>
+      <w:lvlText w:val=""/>
+      <w:lvlJc w:val="left"/>
+      <w:pPr>
+        <w:tabs>
+          <w:tab w:val="num" w:pos="4320"/>
+        </w:tabs>
+        <w:ind w:left="4320" w:hanging="360"/>
+      </w:pPr>
+      <w:rPr>
+        <w:rFonts w:ascii="Wingdings" w:hAnsi="Wingdings" w:hint="default"/>
+        <w:sz w:val="20"/>
+      </w:rPr>
+    </w:lvl>
+    <w:lvl w:ilvl="5" w:tentative="1">
+      <w:start w:val="1"/>
+      <w:numFmt w:val="bullet"/>
+      <w:lvlText w:val=""/>
+      <w:lvlJc w:val="left"/>
+      <w:pPr>
+        <w:tabs>
+          <w:tab w:val="num" w:pos="5040"/>
+        </w:tabs>
+        <w:ind w:left="5040" w:hanging="360"/>
+      </w:pPr>
+      <w:rPr>
+        <w:rFonts w:ascii="Wingdings" w:hAnsi="Wingdings" w:hint="default"/>
+        <w:sz w:val="20"/>
+      </w:rPr>
+    </w:lvl>
+    <w:lvl w:ilvl="6" w:tentative="1">
+      <w:start w:val="1"/>
+      <w:numFmt w:val="bullet"/>
+      <w:lvlText w:val=""/>
+      <w:lvlJc w:val="left"/>
+      <w:pPr>
+        <w:tabs>
+          <w:tab w:val="num" w:pos="5760"/>
+        </w:tabs>
+        <w:ind w:left="5760" w:hanging="360"/>
+      </w:pPr>
+      <w:rPr>
+        <w:rFonts w:ascii="Wingdings" w:hAnsi="Wingdings" w:hint="default"/>
+        <w:sz w:val="20"/>
+      </w:rPr>
+    </w:lvl>
+    <w:lvl w:ilvl="7" w:tentative="1">
+      <w:start w:val="1"/>
+      <w:numFmt w:val="bullet"/>
+      <w:lvlText w:val=""/>
+      <w:lvlJc w:val="left"/>
+      <w:pPr>
+        <w:tabs>
+          <w:tab w:val="num" w:pos="6480"/>
+        </w:tabs>
+        <w:ind w:left="6480" w:hanging="360"/>
+      </w:pPr>
+      <w:rPr>
+        <w:rFonts w:ascii="Wingdings" w:hAnsi="Wingdings" w:hint="default"/>
+        <w:sz w:val="20"/>
+      </w:rPr>
+    </w:lvl>
+    <w:lvl w:ilvl="8" w:tentative="1">
+      <w:start w:val="1"/>
+      <w:numFmt w:val="bullet"/>
+      <w:lvlText w:val=""/>
+      <w:lvlJc w:val="left"/>
+      <w:pPr>
+        <w:tabs>
+          <w:tab w:val="num" w:pos="7200"/>
+        </w:tabs>
+        <w:ind w:left="7200" w:hanging="360"/>
+      </w:pPr>
+      <w:rPr>
+        <w:rFonts w:ascii="Wingdings" w:hAnsi="Wingdings" w:hint="default"/>
+        <w:sz w:val="20"/>
+      </w:rPr>
+    </w:lvl>
+  </w:abstractNum>
+  <w:abstractNum w:abstractNumId="17">
     <w:nsid w:val="47C213F8"/>
     <w:multiLevelType w:val="multilevel"/>
     <w:tmpl w:val="87B221E0"/>
@@ -4654,7 +5816,7 @@
       </w:rPr>
     </w:lvl>
   </w:abstractNum>
-  <w:abstractNum w:abstractNumId="16">
+  <w:abstractNum w:abstractNumId="18">
     <w:nsid w:val="4CDB264E"/>
     <w:multiLevelType w:val="hybridMultilevel"/>
     <w:tmpl w:val="8CE22F10"/>
@@ -4740,7 +5902,7 @@
       </w:pPr>
     </w:lvl>
   </w:abstractNum>
-  <w:abstractNum w:abstractNumId="17">
+  <w:abstractNum w:abstractNumId="19">
     <w:nsid w:val="4FEC464A"/>
     <w:multiLevelType w:val="hybridMultilevel"/>
     <w:tmpl w:val="A0E644B4"/>
@@ -4826,7 +5988,7 @@
       </w:pPr>
     </w:lvl>
   </w:abstractNum>
-  <w:abstractNum w:abstractNumId="18">
+  <w:abstractNum w:abstractNumId="20">
     <w:nsid w:val="508836CF"/>
     <w:multiLevelType w:val="multilevel"/>
     <w:tmpl w:val="AA40F654"/>
@@ -4975,7 +6137,7 @@
       </w:rPr>
     </w:lvl>
   </w:abstractNum>
-  <w:abstractNum w:abstractNumId="19">
+  <w:abstractNum w:abstractNumId="21">
     <w:nsid w:val="554B6320"/>
     <w:multiLevelType w:val="multilevel"/>
     <w:tmpl w:val="3168C8C4"/>
@@ -5124,7 +6286,7 @@
       </w:rPr>
     </w:lvl>
   </w:abstractNum>
-  <w:abstractNum w:abstractNumId="20">
+  <w:abstractNum w:abstractNumId="22">
     <w:nsid w:val="55985D3F"/>
     <w:multiLevelType w:val="multilevel"/>
     <w:tmpl w:val="EF88EB26"/>
@@ -5273,7 +6435,7 @@
       </w:rPr>
     </w:lvl>
   </w:abstractNum>
-  <w:abstractNum w:abstractNumId="21">
+  <w:abstractNum w:abstractNumId="23">
     <w:nsid w:val="56FF30AB"/>
     <w:multiLevelType w:val="multilevel"/>
     <w:tmpl w:val="AB3EFF7A"/>
@@ -5422,7 +6584,7 @@
       </w:rPr>
     </w:lvl>
   </w:abstractNum>
-  <w:abstractNum w:abstractNumId="22">
+  <w:abstractNum w:abstractNumId="24">
     <w:nsid w:val="5CEC0F91"/>
     <w:multiLevelType w:val="hybridMultilevel"/>
     <w:tmpl w:val="D64A6816"/>
@@ -5535,7 +6697,7 @@
       </w:rPr>
     </w:lvl>
   </w:abstractNum>
-  <w:abstractNum w:abstractNumId="23">
+  <w:abstractNum w:abstractNumId="25">
     <w:nsid w:val="5D59788A"/>
     <w:multiLevelType w:val="hybridMultilevel"/>
     <w:tmpl w:val="559CBBE6"/>
@@ -5621,7 +6783,7 @@
       </w:pPr>
     </w:lvl>
   </w:abstractNum>
-  <w:abstractNum w:abstractNumId="24">
+  <w:abstractNum w:abstractNumId="26">
     <w:nsid w:val="5E24536C"/>
     <w:multiLevelType w:val="multilevel"/>
     <w:tmpl w:val="81BEF8EA"/>
@@ -5770,7 +6932,7 @@
       </w:rPr>
     </w:lvl>
   </w:abstractNum>
-  <w:abstractNum w:abstractNumId="25">
+  <w:abstractNum w:abstractNumId="27">
     <w:nsid w:val="5EA7077E"/>
     <w:multiLevelType w:val="hybridMultilevel"/>
     <w:tmpl w:val="559CBBE6"/>
@@ -5856,7 +7018,7 @@
       </w:pPr>
     </w:lvl>
   </w:abstractNum>
-  <w:abstractNum w:abstractNumId="26">
+  <w:abstractNum w:abstractNumId="28">
     <w:nsid w:val="60224845"/>
     <w:multiLevelType w:val="hybridMultilevel"/>
     <w:tmpl w:val="01625204"/>
@@ -5942,7 +7104,7 @@
       </w:pPr>
     </w:lvl>
   </w:abstractNum>
-  <w:abstractNum w:abstractNumId="27">
+  <w:abstractNum w:abstractNumId="29">
     <w:nsid w:val="6079568A"/>
     <w:multiLevelType w:val="hybridMultilevel"/>
     <w:tmpl w:val="E408AC2C"/>
@@ -6028,7 +7190,7 @@
       </w:pPr>
     </w:lvl>
   </w:abstractNum>
-  <w:abstractNum w:abstractNumId="28">
+  <w:abstractNum w:abstractNumId="30">
     <w:nsid w:val="639644B0"/>
     <w:multiLevelType w:val="hybridMultilevel"/>
     <w:tmpl w:val="2AEE6A96"/>
@@ -6114,7 +7276,7 @@
       </w:pPr>
     </w:lvl>
   </w:abstractNum>
-  <w:abstractNum w:abstractNumId="29">
+  <w:abstractNum w:abstractNumId="31">
     <w:nsid w:val="77D56B57"/>
     <w:multiLevelType w:val="multilevel"/>
     <w:tmpl w:val="61487792"/>
@@ -6263,7 +7425,7 @@
       </w:rPr>
     </w:lvl>
   </w:abstractNum>
-  <w:abstractNum w:abstractNumId="30">
+  <w:abstractNum w:abstractNumId="32">
     <w:nsid w:val="78552B6E"/>
     <w:multiLevelType w:val="multilevel"/>
     <w:tmpl w:val="9CAA8E5A"/>
@@ -6412,7 +7574,7 @@
       </w:rPr>
     </w:lvl>
   </w:abstractNum>
-  <w:abstractNum w:abstractNumId="31">
+  <w:abstractNum w:abstractNumId="33">
     <w:nsid w:val="7E3E516F"/>
     <w:multiLevelType w:val="multilevel"/>
     <w:tmpl w:val="C5AE2EC2"/>
@@ -6562,76 +7724,76 @@
     </w:lvl>
   </w:abstractNum>
   <w:num w:numId="1">
+    <w:abstractNumId w:val="33"/>
+  </w:num>
+  <w:num w:numId="2">
+    <w:abstractNumId w:val="8"/>
+  </w:num>
+  <w:num w:numId="3">
     <w:abstractNumId w:val="31"/>
   </w:num>
-  <w:num w:numId="2">
+  <w:num w:numId="4">
+    <w:abstractNumId w:val="32"/>
+  </w:num>
+  <w:num w:numId="5">
     <w:abstractNumId w:val="7"/>
   </w:num>
-  <w:num w:numId="3">
-    <w:abstractNumId w:val="29"/>
-  </w:num>
-  <w:num w:numId="4">
-    <w:abstractNumId w:val="30"/>
-  </w:num>
-  <w:num w:numId="5">
-    <w:abstractNumId w:val="6"/>
-  </w:num>
   <w:num w:numId="6">
-    <w:abstractNumId w:val="15"/>
+    <w:abstractNumId w:val="17"/>
   </w:num>
   <w:num w:numId="7">
     <w:abstractNumId w:val="0"/>
   </w:num>
   <w:num w:numId="8">
-    <w:abstractNumId w:val="20"/>
+    <w:abstractNumId w:val="22"/>
   </w:num>
   <w:num w:numId="9">
-    <w:abstractNumId w:val="26"/>
+    <w:abstractNumId w:val="28"/>
   </w:num>
   <w:num w:numId="10">
-    <w:abstractNumId w:val="11"/>
+    <w:abstractNumId w:val="12"/>
   </w:num>
   <w:num w:numId="11">
-    <w:abstractNumId w:val="28"/>
+    <w:abstractNumId w:val="30"/>
   </w:num>
   <w:num w:numId="12">
     <w:abstractNumId w:val="2"/>
   </w:num>
   <w:num w:numId="13">
-    <w:abstractNumId w:val="18"/>
+    <w:abstractNumId w:val="20"/>
   </w:num>
   <w:num w:numId="14">
-    <w:abstractNumId w:val="8"/>
+    <w:abstractNumId w:val="9"/>
   </w:num>
   <w:num w:numId="15">
-    <w:abstractNumId w:val="9"/>
+    <w:abstractNumId w:val="10"/>
   </w:num>
   <w:num w:numId="16">
-    <w:abstractNumId w:val="27"/>
+    <w:abstractNumId w:val="29"/>
   </w:num>
   <w:num w:numId="17">
-    <w:abstractNumId w:val="17"/>
+    <w:abstractNumId w:val="19"/>
   </w:num>
   <w:num w:numId="18">
     <w:abstractNumId w:val="1"/>
   </w:num>
   <w:num w:numId="19">
-    <w:abstractNumId w:val="16"/>
+    <w:abstractNumId w:val="18"/>
   </w:num>
   <w:num w:numId="20">
+    <w:abstractNumId w:val="25"/>
+  </w:num>
+  <w:num w:numId="21">
+    <w:abstractNumId w:val="27"/>
+  </w:num>
+  <w:num w:numId="22">
     <w:abstractNumId w:val="23"/>
   </w:num>
-  <w:num w:numId="21">
-    <w:abstractNumId w:val="25"/>
-  </w:num>
-  <w:num w:numId="22">
-    <w:abstractNumId w:val="21"/>
-  </w:num>
   <w:num w:numId="23">
-    <w:abstractNumId w:val="13"/>
+    <w:abstractNumId w:val="14"/>
   </w:num>
   <w:num w:numId="24">
-    <w:abstractNumId w:val="12"/>
+    <w:abstractNumId w:val="13"/>
   </w:num>
   <w:num w:numId="25">
     <w:abstractNumId w:val="4"/>
@@ -6640,22 +7802,28 @@
     <w:abstractNumId w:val="5"/>
   </w:num>
   <w:num w:numId="27">
-    <w:abstractNumId w:val="24"/>
+    <w:abstractNumId w:val="26"/>
   </w:num>
   <w:num w:numId="28">
-    <w:abstractNumId w:val="19"/>
+    <w:abstractNumId w:val="21"/>
   </w:num>
   <w:num w:numId="29">
     <w:abstractNumId w:val="3"/>
   </w:num>
   <w:num w:numId="30">
-    <w:abstractNumId w:val="14"/>
+    <w:abstractNumId w:val="15"/>
   </w:num>
   <w:num w:numId="31">
-    <w:abstractNumId w:val="10"/>
+    <w:abstractNumId w:val="11"/>
   </w:num>
   <w:num w:numId="32">
-    <w:abstractNumId w:val="22"/>
+    <w:abstractNumId w:val="24"/>
+  </w:num>
+  <w:num w:numId="33">
+    <w:abstractNumId w:val="16"/>
+  </w:num>
+  <w:num w:numId="34">
+    <w:abstractNumId w:val="6"/>
   </w:num>
 </w:numbering>
 </file>
